--- a/data/revised_2026-10_full/outputs/v2/Maths/SS1.4_Congruence/Mathematics_Congruence_SummaryTable.docx
+++ b/data/revised_2026-10_full/outputs/v2/Maths/SS1.4_Congruence/Mathematics_Congruence_SummaryTable.docx
@@ -1848,7 +1848,7 @@
         </w:rPr>
         <w:t xml:space="preserve">© 2026 SeaVuria and ARES. This work is licensed under a </w:t>
       </w:r>
-      <w:hyperlink w:history="1" r:id="rIdhunh8h2m3fszno83-jn29">
+      <w:hyperlink w:history="1" r:id="rIdhbdbtgf2qb9ugnjmuz15u">
         <w:r>
           <w:rPr>
             <w:rFonts w:ascii="Arial" w:cs="Arial" w:eastAsia="Arial" w:hAnsi="Arial"/>
@@ -1868,7 +1868,7 @@
         </w:rPr>
         <w:t xml:space="preserve"> (</w:t>
       </w:r>
-      <w:hyperlink w:history="1" r:id="rIdd7khzjhakfha-hk3if-o8">
+      <w:hyperlink w:history="1" r:id="rIdnfu_e5uqkcbj0yyeflvg7">
         <w:r>
           <w:rPr>
             <w:rFonts w:ascii="Arial" w:cs="Arial" w:eastAsia="Arial" w:hAnsi="Arial"/>
@@ -1888,7 +1888,7 @@
         </w:rPr>
         <w:t xml:space="preserve">). To view a copy of this license, visit </w:t>
       </w:r>
-      <w:hyperlink w:history="1" r:id="rIdf3ynedkacyd2jnbmc_xyb">
+      <w:hyperlink w:history="1" r:id="rIdkgprdlj84u6ewbkz2r5ii">
         <w:r>
           <w:rPr>
             <w:rFonts w:ascii="Arial" w:cs="Arial" w:eastAsia="Arial" w:hAnsi="Arial"/>
